--- a/src/fax_template.docx
+++ b/src/fax_template.docx
@@ -18,13 +18,13 @@
         <w:tblLook w:val="04A0" w:firstRow="1" w:lastRow="0" w:firstColumn="1" w:lastColumn="0" w:noHBand="0" w:noVBand="1"/>
       </w:tblPr>
       <w:tblGrid>
-        <w:gridCol w:w="4272"/>
-        <w:gridCol w:w="4232"/>
+        <w:gridCol w:w="3969"/>
+        <w:gridCol w:w="4535"/>
       </w:tblGrid>
       <w:tr>
         <w:tc>
           <w:tcPr>
-            <w:tcW w:w="4272" w:type="dxa"/>
+            <w:tcW w:w="3969" w:type="dxa"/>
           </w:tcPr>
           <w:p>
             <w:pPr>
@@ -40,156 +40,139 @@
         </w:tc>
         <w:tc>
           <w:tcPr>
-            <w:tcW w:w="4232" w:type="dxa"/>
+            <w:tcW w:w="4535" w:type="dxa"/>
           </w:tcPr>
           <w:p>
             <w:pPr>
-              <w:pStyle w:val="2"/>
-              <w:spacing w:line="400" w:lineRule="exact"/>
-              <w:rPr>
-                <w:sz w:val="18"/>
-                <w:szCs w:val="18"/>
+              <w:rPr>
+                <w:sz w:val="24"/>
+                <w:szCs w:val="32"/>
               </w:rPr>
             </w:pPr>
             <w:r>
               <w:rPr>
-                <w:rFonts w:asciiTheme="minorEastAsia" w:eastAsiaTheme="minorEastAsia" w:hAnsiTheme="minorEastAsia" w:hint="eastAsia"/>
-                <w:sz w:val="18"/>
-                <w:szCs w:val="18"/>
+                <w:sz w:val="24"/>
+                <w:szCs w:val="32"/>
               </w:rPr>
               <w:t>{{post-code}}</w:t>
             </w:r>
           </w:p>
           <w:p>
             <w:pPr>
-              <w:spacing w:line="400" w:lineRule="exact"/>
-              <w:rPr>
-                <w:sz w:val="20"/>
-                <w:szCs w:val="20"/>
+              <w:rPr>
+                <w:sz w:val="24"/>
+                <w:szCs w:val="32"/>
               </w:rPr>
             </w:pPr>
             <w:r>
               <w:rPr>
-                <w:rFonts w:hint="eastAsia"/>
-                <w:sz w:val="20"/>
-                <w:szCs w:val="20"/>
+                <w:sz w:val="24"/>
+                <w:szCs w:val="32"/>
               </w:rPr>
               <w:t>{{address}}</w:t>
             </w:r>
           </w:p>
           <w:p>
             <w:pPr>
-              <w:spacing w:line="400" w:lineRule="exact"/>
-              <w:rPr>
-                <w:sz w:val="28"/>
-                <w:szCs w:val="28"/>
+              <w:rPr>
+                <w:sz w:val="24"/>
+                <w:szCs w:val="32"/>
               </w:rPr>
             </w:pPr>
             <w:r>
               <w:rPr>
-                <w:rFonts w:hint="eastAsia"/>
-                <w:sz w:val="28"/>
-                <w:szCs w:val="28"/>
+                <w:sz w:val="24"/>
+                <w:szCs w:val="32"/>
               </w:rPr>
               <w:t>{{</w:t>
             </w:r>
             <w:proofErr w:type="spellStart"/>
             <w:r>
               <w:rPr>
-                <w:rFonts w:hint="eastAsia"/>
-                <w:sz w:val="28"/>
-                <w:szCs w:val="28"/>
+                <w:sz w:val="24"/>
+                <w:szCs w:val="32"/>
               </w:rPr>
               <w:t>pharmacy_name</w:t>
             </w:r>
             <w:proofErr w:type="spellEnd"/>
             <w:r>
               <w:rPr>
-                <w:rFonts w:hint="eastAsia"/>
-                <w:sz w:val="28"/>
-                <w:szCs w:val="28"/>
+                <w:sz w:val="24"/>
+                <w:szCs w:val="32"/>
               </w:rPr>
               <w:t>}}</w:t>
             </w:r>
           </w:p>
           <w:p>
             <w:pPr>
-              <w:spacing w:line="400" w:lineRule="exact"/>
-              <w:rPr>
-                <w:sz w:val="22"/>
-                <w:szCs w:val="22"/>
+              <w:rPr>
+                <w:rStyle w:val="14pt"/>
               </w:rPr>
             </w:pPr>
             <w:r>
               <w:rPr>
-                <w:sz w:val="22"/>
-                <w:szCs w:val="22"/>
+                <w:sz w:val="24"/>
+                <w:szCs w:val="32"/>
               </w:rPr>
               <w:t>TEL:</w:t>
             </w:r>
             <w:r>
               <w:rPr>
-                <w:rFonts w:hint="eastAsia"/>
-                <w:sz w:val="22"/>
-                <w:szCs w:val="22"/>
+                <w:sz w:val="24"/>
+                <w:szCs w:val="32"/>
               </w:rPr>
               <w:t>{{</w:t>
             </w:r>
             <w:proofErr w:type="spellStart"/>
             <w:r>
               <w:rPr>
-                <w:rFonts w:hint="eastAsia"/>
-                <w:sz w:val="22"/>
-                <w:szCs w:val="22"/>
+                <w:sz w:val="24"/>
+                <w:szCs w:val="32"/>
               </w:rPr>
               <w:t>tel_num</w:t>
             </w:r>
             <w:proofErr w:type="spellEnd"/>
             <w:r>
               <w:rPr>
-                <w:rFonts w:hint="eastAsia"/>
-                <w:sz w:val="22"/>
-                <w:szCs w:val="22"/>
+                <w:sz w:val="24"/>
+                <w:szCs w:val="32"/>
               </w:rPr>
               <w:t>}}</w:t>
             </w:r>
             <w:r>
               <w:rPr>
-                <w:rFonts w:hint="eastAsia"/>
-                <w:sz w:val="22"/>
-                <w:szCs w:val="22"/>
+                <w:sz w:val="24"/>
+                <w:szCs w:val="32"/>
               </w:rPr>
               <w:t xml:space="preserve">　</w:t>
             </w:r>
             <w:r>
               <w:rPr>
-                <w:rFonts w:hint="eastAsia"/>
-                <w:sz w:val="22"/>
-                <w:szCs w:val="22"/>
+                <w:sz w:val="24"/>
+                <w:szCs w:val="32"/>
               </w:rPr>
               <w:t>FAX:</w:t>
             </w:r>
             <w:r>
               <w:rPr>
-                <w:sz w:val="22"/>
-                <w:szCs w:val="22"/>
+                <w:sz w:val="24"/>
+                <w:szCs w:val="32"/>
               </w:rPr>
               <w:t>{{</w:t>
             </w:r>
             <w:proofErr w:type="spellStart"/>
             <w:r>
               <w:rPr>
-                <w:rFonts w:hint="eastAsia"/>
-                <w:sz w:val="22"/>
-                <w:szCs w:val="22"/>
+                <w:sz w:val="24"/>
+                <w:szCs w:val="32"/>
               </w:rPr>
               <w:t>fax_num</w:t>
             </w:r>
             <w:proofErr w:type="spellEnd"/>
             <w:r>
               <w:rPr>
-                <w:sz w:val="22"/>
-                <w:szCs w:val="22"/>
+                <w:sz w:val="24"/>
+                <w:szCs w:val="32"/>
               </w:rPr>
               <w:t>}}</w:t>
             </w:r>
@@ -1391,6 +1374,14 @@
       <w:shd w:val="clear" w:color="auto" w:fill="E1DFDD"/>
     </w:rPr>
   </w:style>
+  <w:style w:type="character" w:customStyle="1" w:styleId="14pt">
+    <w:name w:val="スタイル 14 pt"/>
+    <w:basedOn w:val="a0"/>
+    <w:rsid w:val="00A931CC"/>
+    <w:rPr>
+      <w:sz w:val="22"/>
+    </w:rPr>
+  </w:style>
 </w:styles>
 </file>
 

--- a/src/fax_template.docx
+++ b/src/fax_template.docx
@@ -44,135 +44,139 @@
           </w:tcPr>
           <w:p>
             <w:pPr>
-              <w:rPr>
-                <w:sz w:val="24"/>
-                <w:szCs w:val="32"/>
+              <w:spacing w:line="400" w:lineRule="exact"/>
+              <w:rPr>
+                <w:sz w:val="22"/>
+                <w:szCs w:val="28"/>
               </w:rPr>
             </w:pPr>
             <w:r>
               <w:rPr>
-                <w:sz w:val="24"/>
-                <w:szCs w:val="32"/>
+                <w:sz w:val="22"/>
+                <w:szCs w:val="28"/>
               </w:rPr>
               <w:t>{{post-code}}</w:t>
             </w:r>
           </w:p>
           <w:p>
             <w:pPr>
-              <w:rPr>
-                <w:sz w:val="24"/>
-                <w:szCs w:val="32"/>
+              <w:spacing w:line="400" w:lineRule="exact"/>
+              <w:rPr>
+                <w:sz w:val="22"/>
+                <w:szCs w:val="28"/>
               </w:rPr>
             </w:pPr>
             <w:r>
               <w:rPr>
-                <w:sz w:val="24"/>
-                <w:szCs w:val="32"/>
+                <w:sz w:val="22"/>
+                <w:szCs w:val="28"/>
               </w:rPr>
               <w:t>{{address}}</w:t>
             </w:r>
           </w:p>
           <w:p>
             <w:pPr>
-              <w:rPr>
-                <w:sz w:val="24"/>
-                <w:szCs w:val="32"/>
+              <w:spacing w:line="400" w:lineRule="exact"/>
+              <w:rPr>
+                <w:sz w:val="28"/>
+                <w:szCs w:val="36"/>
               </w:rPr>
             </w:pPr>
             <w:r>
               <w:rPr>
-                <w:sz w:val="24"/>
-                <w:szCs w:val="32"/>
+                <w:sz w:val="28"/>
+                <w:szCs w:val="36"/>
               </w:rPr>
               <w:t>{{</w:t>
             </w:r>
             <w:proofErr w:type="spellStart"/>
             <w:r>
               <w:rPr>
-                <w:sz w:val="24"/>
-                <w:szCs w:val="32"/>
+                <w:sz w:val="28"/>
+                <w:szCs w:val="36"/>
               </w:rPr>
               <w:t>pharmacy_name</w:t>
             </w:r>
             <w:proofErr w:type="spellEnd"/>
             <w:r>
               <w:rPr>
-                <w:sz w:val="24"/>
-                <w:szCs w:val="32"/>
+                <w:sz w:val="28"/>
+                <w:szCs w:val="36"/>
               </w:rPr>
               <w:t>}}</w:t>
             </w:r>
           </w:p>
           <w:p>
             <w:pPr>
+              <w:spacing w:line="400" w:lineRule="exact"/>
               <w:rPr>
                 <w:rStyle w:val="14pt"/>
               </w:rPr>
             </w:pPr>
             <w:r>
               <w:rPr>
-                <w:sz w:val="24"/>
-                <w:szCs w:val="32"/>
+                <w:sz w:val="22"/>
+                <w:szCs w:val="28"/>
               </w:rPr>
               <w:t>TEL:</w:t>
             </w:r>
             <w:r>
               <w:rPr>
-                <w:sz w:val="24"/>
-                <w:szCs w:val="32"/>
+                <w:sz w:val="22"/>
+                <w:szCs w:val="28"/>
               </w:rPr>
               <w:t>{{</w:t>
             </w:r>
             <w:proofErr w:type="spellStart"/>
             <w:r>
               <w:rPr>
-                <w:sz w:val="24"/>
-                <w:szCs w:val="32"/>
+                <w:sz w:val="22"/>
+                <w:szCs w:val="28"/>
               </w:rPr>
               <w:t>tel_num</w:t>
             </w:r>
             <w:proofErr w:type="spellEnd"/>
             <w:r>
               <w:rPr>
-                <w:sz w:val="24"/>
-                <w:szCs w:val="32"/>
+                <w:sz w:val="22"/>
+                <w:szCs w:val="28"/>
               </w:rPr>
               <w:t>}}</w:t>
             </w:r>
             <w:r>
               <w:rPr>
-                <w:sz w:val="24"/>
-                <w:szCs w:val="32"/>
+                <w:sz w:val="22"/>
+                <w:szCs w:val="28"/>
               </w:rPr>
               <w:t xml:space="preserve">　</w:t>
             </w:r>
             <w:r>
               <w:rPr>
-                <w:sz w:val="24"/>
-                <w:szCs w:val="32"/>
+                <w:sz w:val="22"/>
+                <w:szCs w:val="28"/>
               </w:rPr>
               <w:t>FAX:</w:t>
             </w:r>
             <w:r>
               <w:rPr>
-                <w:sz w:val="24"/>
-                <w:szCs w:val="32"/>
+                <w:sz w:val="22"/>
+                <w:szCs w:val="28"/>
               </w:rPr>
               <w:t>{{</w:t>
             </w:r>
             <w:proofErr w:type="spellStart"/>
             <w:r>
               <w:rPr>
-                <w:sz w:val="24"/>
-                <w:szCs w:val="32"/>
+                <w:sz w:val="22"/>
+                <w:szCs w:val="28"/>
               </w:rPr>
               <w:t>fax_num</w:t>
             </w:r>
             <w:proofErr w:type="spellEnd"/>
             <w:r>
               <w:rPr>
-                <w:sz w:val="24"/>
-                <w:szCs w:val="32"/>
+                <w:sz w:val="22"/>
+                <w:szCs w:val="28"/>
               </w:rPr>
               <w:t>}}</w:t>
             </w:r>

--- a/src/fax_template.docx
+++ b/src/fax_template.docx
@@ -44,7 +44,7 @@
           </w:tcPr>
           <w:p>
             <w:pPr>
-              <w:spacing w:line="400" w:lineRule="exact"/>
+              <w:spacing w:line="360" w:lineRule="exact"/>
               <w:rPr>
                 <w:sz w:val="22"/>
                 <w:szCs w:val="28"/>
@@ -60,7 +60,7 @@
           </w:p>
           <w:p>
             <w:pPr>
-              <w:spacing w:line="400" w:lineRule="exact"/>
+              <w:spacing w:line="360" w:lineRule="exact"/>
               <w:rPr>
                 <w:sz w:val="22"/>
                 <w:szCs w:val="28"/>
@@ -76,7 +76,7 @@
           </w:p>
           <w:p>
             <w:pPr>
-              <w:spacing w:line="400" w:lineRule="exact"/>
+              <w:spacing w:line="360" w:lineRule="exact"/>
               <w:rPr>
                 <w:sz w:val="28"/>
                 <w:szCs w:val="36"/>
@@ -108,7 +108,7 @@
           </w:p>
           <w:p>
             <w:pPr>
-              <w:spacing w:line="400" w:lineRule="exact"/>
+              <w:spacing w:line="360" w:lineRule="exact"/>
               <w:rPr>
                 <w:rStyle w:val="14pt"/>
               </w:rPr>
